--- a/deliverables/video-2-slides/hit-final/Video_2_HIT_FINAL/LONG_FORM/Video_2_EDITOR_ONLY_HIT_Brief_v4.0.docx
+++ b/deliverables/video-2-slides/hit-final/Video_2_HIT_FINAL/LONG_FORM/Video_2_EDITOR_ONLY_HIT_Brief_v4.0.docx
@@ -2243,10 +2243,26 @@
         <w:rPr>
           <w:b/>
           <w:i w:val="0"/>
+          <w:color w:val="0F2346"/>
+          <w:sz w:val="22"/>
+        </w:rPr>
+        <w:t>WATCH NEXT CARD CORRECTED, 3 September 2026. Slide 13 and reveal frame 23 previously carried the retired Video 3 title, “Before You Quit Your Job, Check These 3 Things”. Both now read “3 Things to Do Before Quitting Your Job”, which is the locked Video 3 title and matches what Temidayo says. The correction was text only: same 40pt Montserrat Bold, same three-line block, same text box at the same position and size, same colours, no media change and no change to the end-screen space on the right. The card can now be held on screen while she names the video.</w:t>
+      </w:r>
+    </w:p>
+    <w:p>
+      <w:pPr>
+        <w:spacing w:before="0" w:after="80" w:line="264" w:lineRule="auto"/>
+        <w:shd w:val="clear" w:fill="F3F0E8"/>
+        <w:keepLines w:val="1"/>
+      </w:pPr>
+      <w:r>
+        <w:rPr>
+          <w:b/>
+          <w:i w:val="0"/>
           <w:color w:val="9B2C10"/>
           <w:sz w:val="22"/>
         </w:rPr>
-        <w:t>DECK DEFECT — NOT FIXED IN THIS PASS. Slide 13 and reveal frame 23 still carry the retired Video 3 title, “Before You Quit Your Job, Check These 3 Things”. The locked Video 3 title is “3 Things to Do Before Quitting Your Job”, which is what Temidayo says. No slide XML change is authorised in this pass, so the card is unchanged and the correction is held for a separate authorisation. Until it is corrected, do not put that card on screen while she names the video: stay on Temidayo, or use the end-screen route.</w:t>
+        <w:t>SLIDE-PREVIEW PDF IS ONE PAGE BEHIND. The two PowerPoint decks are the authoritative artifacts and both carry the corrected card. The slide-preview PDF was NOT regenerated: re-rendering it in the current build environment returns Montserrat in the wrong weight, which would change typography that must be preserved. Its page 13 therefore still shows the retired title. Work from the decks, and re-export the preview PDF cleanly before using it for review.</w:t>
       </w:r>
     </w:p>
     <w:p>
